--- a/Micro_Home_Design_Doc.docx
+++ b/Micro_Home_Design_Doc.docx
@@ -485,12 +485,12 @@
         <w:jc w:val="start"/>
         <w:rPr>
           <w:highlight w:val="none"/>
-          <w:shd w:fill="FFFF00" w:val="clear"/>
-        </w:rPr>
-      </w:pPr>
-      <w:r>
-        <w:rPr>
-          <w:shd w:fill="FFFF00" w:val="clear"/>
+          <w:shd w:fill="auto" w:val="clear"/>
+        </w:rPr>
+      </w:pPr>
+      <w:r>
+        <w:rPr>
+          <w:shd w:fill="auto" w:val="clear"/>
         </w:rPr>
         <w:t>Please join me in taking a first step: helping provide safe, secure shelter to people who need it. One micro-home at a time, we can start building the world we all deserve.</w:t>
       </w:r>
